--- a/nep/docx/019.content.docx
+++ b/nep/docx/019.content.docx
@@ -252,73 +252,59 @@
       </w:r>
       <w:r>
         <w:rPr>
+          <w:lang w:val="ne_NP" w:bidi="ne_NP"/>
+        </w:rPr>
+        <w:t>ख्रीष्टियानहरूले</w:t>
+      </w:r>
+      <w:r>
+        <w:rPr>
+          <w:lang w:val="ne_NP" w:bidi="ne_NP"/>
+        </w:rPr>
+        <w:t xml:space="preserve"> पुरानो नियम भन्छन्। पुरानो नियमलाई कहिलेकाँही मानिसहरूले "व्यवस्था र अगमवक्ताहरू" भनेर भन्छन् किनभने यो परमेश्वरले मोशा मार्फत आफ्ना मानिसहरूलाई दिनु भएको लिखित व्यवस्थाहरू र निर्देशनहरू र </w:t>
+      </w:r>
+      <w:r>
+        <w:rPr>
+          <w:lang w:val="ne_NP" w:bidi="ne_NP"/>
+        </w:rPr>
+        <w:t>यहूदी</w:t>
+      </w:r>
+      <w:r>
+        <w:rPr>
+          <w:lang w:val="ne_NP" w:bidi="ne_NP"/>
+        </w:rPr>
+        <w:t xml:space="preserve"> </w:t>
+      </w:r>
+      <w:r>
+        <w:rPr>
+          <w:lang w:val="ne_NP" w:bidi="ne_NP"/>
+        </w:rPr>
+        <w:t>अगमवक्ताहरूका</w:t>
+      </w:r>
+      <w:r>
+        <w:rPr>
+          <w:lang w:val="ne_NP" w:bidi="ne_NP"/>
+        </w:rPr>
+        <w:t xml:space="preserve"> लेखहरू मिलेर बनेको थियो। कहिलेकाँही यसलाई पवित्र </w:t>
+      </w:r>
+      <w:r>
+        <w:rPr>
           <w:b/>
           <w:lang w:val="ne_NP" w:bidi="ne_NP"/>
         </w:rPr>
-        <w:t>ख्रीष्टियानहरूले</w:t>
-      </w:r>
-      <w:r>
-        <w:rPr>
-          <w:lang w:val="ne_NP" w:bidi="ne_NP"/>
-        </w:rPr>
-        <w:t xml:space="preserve"> पुरानो नियम भन्छन्। पुरानो नियमलाई कहिलेकाँही मानिसहरूले "व्यवस्था र अगमवक्ताहरू" भनेर भन्छन् किनभने यो परमेश्वरले मोशा मार्फत आफ्ना मानिसहरूलाई दिनु भएको लिखित व्यवस्थाहरू र निर्देशनहरू र </w:t>
-      </w:r>
-      <w:r>
-        <w:rPr>
-          <w:b/>
-          <w:lang w:val="ne_NP" w:bidi="ne_NP"/>
-        </w:rPr>
-        <w:t>यहूदी</w:t>
-      </w:r>
-      <w:r>
-        <w:rPr>
-          <w:lang w:val="ne_NP" w:bidi="ne_NP"/>
-        </w:rPr>
-        <w:t xml:space="preserve"> </w:t>
-      </w:r>
-      <w:r>
-        <w:rPr>
-          <w:b/>
-          <w:lang w:val="ne_NP" w:bidi="ne_NP"/>
-        </w:rPr>
-        <w:t>अगमवक्ताहरूका</w:t>
-      </w:r>
-      <w:r>
-        <w:rPr>
-          <w:lang w:val="ne_NP" w:bidi="ne_NP"/>
-        </w:rPr>
-        <w:t xml:space="preserve"> लेखहरू मिलेर बनेको थियो। कहिलेकाँही यसलाई पवित्र </w:t>
-      </w:r>
-      <w:hyperlink r:id="rId13">
-        <w:r>
-          <w:rPr>
-            <w:lang w:val="ne_NP" w:bidi="ne_NP"/>
-          </w:rPr>
-          <w:rPr>
-            <w:color w:val="0000EE"/>
-            <w:u w:val="single"/>
-          </w:rPr>
-          <w:t>धर्मशास्त्र</w:t>
-        </w:r>
-      </w:hyperlink>
+        <w:t>धर्मशास्त्र</w:t>
+      </w:r>
       <w:r>
         <w:rPr>
           <w:lang w:val="ne_NP" w:bidi="ne_NP"/>
         </w:rPr>
         <w:t xml:space="preserve"> भनिन्छ। धर्मशास्त्रलाई </w:t>
       </w:r>
-      <w:hyperlink r:id="rId13">
-        <w:r>
-          <w:rPr>
-            <w:lang w:val="ne_NP" w:bidi="ne_NP"/>
-          </w:rPr>
-          <w:rPr>
-            <w:color w:val="0000EE"/>
-            <w:u w:val="single"/>
-          </w:rPr>
-          <w:t>पवित्र</w:t>
-        </w:r>
-      </w:hyperlink>
+      <w:r>
+        <w:rPr>
+          <w:lang w:val="ne_NP" w:bidi="ne_NP"/>
+        </w:rPr>
+        <w:t>पवित्र</w:t>
+      </w:r>
       <w:r>
         <w:rPr>
           <w:lang w:val="ne_NP" w:bidi="ne_NP"/>
@@ -369,7 +355,6 @@
       </w:r>
       <w:r>
         <w:rPr>
-          <w:b/>
           <w:lang w:val="ne_NP" w:bidi="ne_NP"/>
         </w:rPr>
         <w:t>सभाघरहरूमा</w:t>
@@ -516,18 +501,13 @@
         </w:rPr>
         <w:t xml:space="preserve">जब </w:t>
       </w:r>
-      <w:hyperlink r:id="rId14">
-        <w:r>
-          <w:rPr>
-            <w:lang w:val="ne_NP" w:bidi="ne_NP"/>
-          </w:rPr>
-          <w:rPr>
-            <w:color w:val="0000EE"/>
-            <w:u w:val="single"/>
-          </w:rPr>
-          <w:t>अब्राहामले</w:t>
-        </w:r>
-      </w:hyperlink>
+      <w:r>
+        <w:rPr>
+          <w:b/>
+          <w:lang w:val="ne_NP" w:bidi="ne_NP"/>
+        </w:rPr>
+        <w:t>अब्राहामले</w:t>
+      </w:r>
       <w:r>
         <w:rPr>
           <w:lang w:val="ne_NP" w:bidi="ne_NP"/>
